--- a/lab9/report.docx
+++ b/lab9/report.docx
@@ -7,7 +7,7 @@
         <w:pStyle w:val="Title"/>
       </w:pPr>
       <w:r>
-        <w:t xml:space="preserve">Лабораторная работа №9</w:t>
+        <w:t xml:space="preserve">Лабораторная работа № 9</w:t>
       </w:r>
     </w:p>
     <w:p>
@@ -15,7 +15,7 @@
         <w:pStyle w:val="Subtitle"/>
       </w:pPr>
       <w:r>
-        <w:t xml:space="preserve">Командная оболочка Midnight Commander</w:t>
+        <w:t xml:space="preserve">Операционные системы — НПИбд-01-25</w:t>
       </w:r>
     </w:p>
     <w:p>
@@ -23,24 +23,72 @@
         <w:pStyle w:val="Author"/>
       </w:pPr>
       <w:r>
-        <w:t xml:space="preserve">Mikhail Vzvarov</w:t>
-      </w:r>
-    </w:p>
-    <w:p>
-      <w:pPr>
-        <w:pStyle w:val="Date"/>
-      </w:pPr>
-      <w:r>
-        <w:t xml:space="preserve">2026</w:t>
-      </w:r>
-    </w:p>
+        <w:t xml:space="preserve">Взваров Михаил</w:t>
+      </w:r>
+    </w:p>
+    <w:p>
+      <w:pPr>
+        <w:pStyle w:val="AbstractTitle"/>
+      </w:pPr>
+      <w:r>
+        <w:t xml:space="preserve">Аннотация</w:t>
+      </w:r>
+    </w:p>
+    <w:p>
+      <w:pPr>
+        <w:pStyle w:val="Abstract"/>
+      </w:pPr>
+      <w:r>
+        <w:t xml:space="preserve">В отчёте представлены результаты выполнения лабораторной работы № 9</w:t>
+      </w:r>
+      <w:r>
+        <w:t xml:space="preserve"> </w:t>
+      </w:r>
+      <w:r>
+        <w:t xml:space="preserve">по дисциплине «Операционные системы».</w:t>
+      </w:r>
+    </w:p>
+    <w:p>
+      <w:pPr>
+        <w:pStyle w:val="Abstract"/>
+      </w:pPr>
+      <w:r>
+        <w:t xml:space="preserve">Приведены ход выполнения работы, полученные результаты и выводы.</w:t>
+      </w:r>
+    </w:p>
+    <w:sdt>
+      <w:sdtPr>
+        <w:docPartObj>
+          <w:docPartGallery w:val="Table of Contents"/>
+          <w:docPartUnique/>
+        </w:docPartObj>
+      </w:sdtPr>
+      <w:sdtContent>
+        <w:p>
+          <w:pPr>
+            <w:pStyle w:val="TOCHeading"/>
+          </w:pPr>
+          <w:r>
+            <w:t xml:space="preserve">Содержание</w:t>
+          </w:r>
+        </w:p>
+        <w:p>
+          <w:r>
+            <w:fldChar w:fldCharType="begin" w:dirty="true"/>
+            <w:instrText xml:space="preserve">TOC \o "1-2" \h \z \u</w:instrText>
+            <w:fldChar w:fldCharType="separate"/>
+            <w:fldChar w:fldCharType="end"/>
+          </w:r>
+        </w:p>
+      </w:sdtContent>
+    </w:sdt>
     <w:bookmarkStart w:id="32" w:name="лабораторная-работа-9"/>
     <w:p>
       <w:pPr>
         <w:pStyle w:val="Heading1"/>
       </w:pPr>
       <w:r>
-        <w:t xml:space="preserve">Лабораторная работа №9</w:t>
+        <w:t xml:space="preserve">1. Лабораторная работа №9</w:t>
       </w:r>
     </w:p>
     <w:bookmarkStart w:id="31" w:name="командная-оболочка-midnight-commander"/>
@@ -49,7 +97,7 @@
         <w:pStyle w:val="Heading2"/>
       </w:pPr>
       <w:r>
-        <w:t xml:space="preserve">Командная оболочка Midnight Commander</w:t>
+        <w:t xml:space="preserve">1.1 Командная оболочка Midnight Commander</w:t>
       </w:r>
     </w:p>
     <w:p>
@@ -65,7 +113,7 @@
         <w:pStyle w:val="Heading3"/>
       </w:pPr>
       <w:r>
-        <w:t xml:space="preserve">Цель работы</w:t>
+        <w:t xml:space="preserve">1.1.1 Цель работы</w:t>
       </w:r>
     </w:p>
     <w:p>
@@ -90,7 +138,7 @@
         <w:pStyle w:val="Heading3"/>
       </w:pPr>
       <w:r>
-        <w:t xml:space="preserve">Задание</w:t>
+        <w:t xml:space="preserve">1.1.2 Задание</w:t>
       </w:r>
     </w:p>
     <w:p>
@@ -179,7 +227,7 @@
         <w:pStyle w:val="Heading3"/>
       </w:pPr>
       <w:r>
-        <w:t xml:space="preserve">Выполнение работы</w:t>
+        <w:t xml:space="preserve">1.1.3 Выполнение работы</w:t>
       </w:r>
     </w:p>
     <w:bookmarkStart w:id="11" w:name="запуск-midnight-commander"/>
@@ -188,7 +236,7 @@
         <w:pStyle w:val="Heading4"/>
       </w:pPr>
       <w:r>
-        <w:t xml:space="preserve">1. Запуск Midnight Commander</w:t>
+        <w:t xml:space="preserve">1.1.3.1 1. Запуск Midnight Commander</w:t>
       </w:r>
     </w:p>
     <w:p>
@@ -227,7 +275,7 @@
         <w:pStyle w:val="Heading4"/>
       </w:pPr>
       <w:r>
-        <w:t xml:space="preserve">2. Панели и их управление</w:t>
+        <w:t xml:space="preserve">1.1.3.2 2. Панели и их управление</w:t>
       </w:r>
     </w:p>
     <w:p>
@@ -468,7 +516,7 @@
         <w:pStyle w:val="Heading4"/>
       </w:pPr>
       <w:r>
-        <w:t xml:space="preserve">3. Операции с файлами</w:t>
+        <w:t xml:space="preserve">1.1.3.3 3. Операции с файлами</w:t>
       </w:r>
     </w:p>
     <w:p>
@@ -944,7 +992,7 @@
         <w:pStyle w:val="Heading4"/>
       </w:pPr>
       <w:r>
-        <w:t xml:space="preserve">4. Меню Midnight Commander</w:t>
+        <w:t xml:space="preserve">1.1.3.4 4. Меню Midnight Commander</w:t>
       </w:r>
     </w:p>
     <w:p>
@@ -1111,7 +1159,7 @@
         <w:pStyle w:val="Heading4"/>
       </w:pPr>
       <w:r>
-        <w:t xml:space="preserve">5. Встроенный редактор mc</w:t>
+        <w:t xml:space="preserve">1.1.3.5 5. Встроенный редактор mc</w:t>
       </w:r>
     </w:p>
     <w:p>
@@ -1526,7 +1574,7 @@
         <w:pStyle w:val="Heading4"/>
       </w:pPr>
       <w:r>
-        <w:t xml:space="preserve">6. Поиск файлов</w:t>
+        <w:t xml:space="preserve">1.1.3.6 6. Поиск файлов</w:t>
       </w:r>
     </w:p>
     <w:p>
@@ -1589,7 +1637,7 @@
         <w:pStyle w:val="Heading3"/>
       </w:pPr>
       <w:r>
-        <w:t xml:space="preserve">Домашнее задание (Ответы на вопросы)</w:t>
+        <w:t xml:space="preserve">1.1.4 Домашнее задание (Ответы на вопросы)</w:t>
       </w:r>
     </w:p>
     <w:bookmarkStart w:id="18" w:name="какие-режимы-работы-есть-в-mc"/>
@@ -1598,7 +1646,7 @@
         <w:pStyle w:val="Heading4"/>
       </w:pPr>
       <w:r>
-        <w:t xml:space="preserve">1. Какие режимы работы есть в mc?</w:t>
+        <w:t xml:space="preserve">1.1.4.1 1. Какие режимы работы есть в mc?</w:t>
       </w:r>
     </w:p>
     <w:p>
@@ -1692,7 +1740,7 @@
         <w:pStyle w:val="Heading4"/>
       </w:pPr>
       <w:r>
-        <w:t xml:space="preserve">2. Какие операции с файлами можно выполнить в mc?</w:t>
+        <w:t xml:space="preserve">1.1.4.2 2. Какие операции с файлами можно выполнить в mc?</w:t>
       </w:r>
     </w:p>
     <w:p>
@@ -1781,7 +1829,7 @@
         <w:pStyle w:val="Heading4"/>
       </w:pPr>
       <w:r>
-        <w:t xml:space="preserve">3. Структура меню Левая/Правая панель?</w:t>
+        <w:t xml:space="preserve">1.1.4.3 3. Структура меню Левая/Правая панель?</w:t>
       </w:r>
     </w:p>
     <w:p>
@@ -1840,7 +1888,7 @@
         <w:pStyle w:val="Heading4"/>
       </w:pPr>
       <w:r>
-        <w:t xml:space="preserve">4. Структура меню Файл?</w:t>
+        <w:t xml:space="preserve">1.1.4.4 4. Структура меню Файл?</w:t>
       </w:r>
     </w:p>
     <w:p>
@@ -1898,7 +1946,7 @@
         <w:pStyle w:val="Heading4"/>
       </w:pPr>
       <w:r>
-        <w:t xml:space="preserve">5. Структура меню Команда?</w:t>
+        <w:t xml:space="preserve">1.1.4.5 5. Структура меню Команда?</w:t>
       </w:r>
     </w:p>
     <w:p>
@@ -1975,7 +2023,7 @@
         <w:pStyle w:val="Heading4"/>
       </w:pPr>
       <w:r>
-        <w:t xml:space="preserve">6. Структура меню Настройки?</w:t>
+        <w:t xml:space="preserve">1.1.4.6 6. Структура меню Настройки?</w:t>
       </w:r>
     </w:p>
     <w:p>
@@ -2021,7 +2069,7 @@
         <w:pStyle w:val="Heading4"/>
       </w:pPr>
       <w:r>
-        <w:t xml:space="preserve">7. Встроенные команды mc?</w:t>
+        <w:t xml:space="preserve">1.1.4.7 7. Встроенные команды mc?</w:t>
       </w:r>
     </w:p>
     <w:p>
@@ -2049,7 +2097,7 @@
         <w:pStyle w:val="Heading4"/>
       </w:pPr>
       <w:r>
-        <w:t xml:space="preserve">8. Команды встроенного редактора mc?</w:t>
+        <w:t xml:space="preserve">1.1.4.8 8. Команды встроенного редактора mc?</w:t>
       </w:r>
     </w:p>
     <w:p>
@@ -2144,7 +2192,7 @@
         <w:pStyle w:val="Heading4"/>
       </w:pPr>
       <w:r>
-        <w:t xml:space="preserve">9. Создание меню пользователем?</w:t>
+        <w:t xml:space="preserve">1.1.4.9 9. Создание меню пользователем?</w:t>
       </w:r>
     </w:p>
     <w:p>
@@ -2172,7 +2220,7 @@
         <w:pStyle w:val="Heading4"/>
       </w:pPr>
       <w:r>
-        <w:t xml:space="preserve">10. Выполнение действий над файлом?</w:t>
+        <w:t xml:space="preserve">1.1.4.10 10. Выполнение действий над файлом?</w:t>
       </w:r>
     </w:p>
     <w:p>
@@ -2244,7 +2292,7 @@
         <w:pStyle w:val="Heading3"/>
       </w:pPr>
       <w:r>
-        <w:t xml:space="preserve">Выводы</w:t>
+        <w:t xml:space="preserve">1.1.5 Выводы</w:t>
       </w:r>
     </w:p>
     <w:p>
@@ -2359,7 +2407,7 @@
         <w:pStyle w:val="Heading3"/>
       </w:pPr>
       <w:r>
-        <w:t xml:space="preserve">Библиография</w:t>
+        <w:t xml:space="preserve">1.1.6 Библиография</w:t>
       </w:r>
     </w:p>
     <w:p>
@@ -2866,10 +2914,10 @@
   <w:docDefaults>
     <w:rPrDefault>
       <w:rPr>
-        <w:rFonts w:asciiTheme="minorHAnsi" w:cstheme="minorBidi" w:eastAsiaTheme="minorHAnsi" w:hAnsiTheme="minorHAnsi"/>
+        <w:rFonts w:asciiTheme="minorHAnsi" w:cstheme="minorBidi" w:eastAsiaTheme="minorEastAsia" w:hAnsiTheme="minorHAnsi"/>
         <w:sz w:val="24"/>
         <w:szCs w:val="24"/>
-        <w:lang w:bidi="ar-SA" w:eastAsia="en-US" w:val="en-US"/>
+        <w:lang w:bidi="ar-SA" w:eastAsia="zh-CN" w:val="ru-RU"/>
       </w:rPr>
     </w:rPrDefault>
     <w:pPrDefault>
@@ -3410,13 +3458,6 @@
       </w:tblCellMar>
     </w:tblPr>
     <w:tblStylePr w:type="firstRow">
-      <w:tblPr>
-        <w:jc w:val="left"/>
-        <w:tblInd w:type="dxa" w:w="0"/>
-      </w:tblPr>
-      <w:trPr>
-        <w:jc w:val="left"/>
-      </w:trPr>
       <w:tcPr>
         <w:tcBorders>
           <w:bottom w:val="single"/>
@@ -3530,6 +3571,7 @@
     <w:link w:val="VerbatimChar"/>
     <w:pPr>
       <w:wordWrap w:val="off"/>
+      <w:shd w:val="clear" w:fill="f1f3f5"/>
     </w:pPr>
   </w:style>
   <w:style w:type="character" w:customStyle="1" w:styleId="KeywordTok">
@@ -3537,93 +3579,104 @@
     <w:basedOn w:val="VerbatimChar"/>
     <w:rPr>
       <w:b/>
-      <w:color w:val="007020"/>
+      <w:color w:val="003b4f"/>
+      <w:shd w:val="clear" w:fill="f1f3f5"/>
     </w:rPr>
   </w:style>
   <w:style w:type="character" w:customStyle="1" w:styleId="DataTypeTok">
     <w:name w:val="DataTypeTok"/>
     <w:basedOn w:val="VerbatimChar"/>
     <w:rPr>
-      <w:color w:val="902000"/>
+      <w:color w:val="ad0000"/>
+      <w:shd w:val="clear" w:fill="f1f3f5"/>
     </w:rPr>
   </w:style>
   <w:style w:type="character" w:customStyle="1" w:styleId="DecValTok">
     <w:name w:val="DecValTok"/>
     <w:basedOn w:val="VerbatimChar"/>
     <w:rPr>
-      <w:color w:val="40a070"/>
+      <w:color w:val="ad0000"/>
+      <w:shd w:val="clear" w:fill="f1f3f5"/>
     </w:rPr>
   </w:style>
   <w:style w:type="character" w:customStyle="1" w:styleId="BaseNTok">
     <w:name w:val="BaseNTok"/>
     <w:basedOn w:val="VerbatimChar"/>
     <w:rPr>
-      <w:color w:val="40a070"/>
+      <w:color w:val="ad0000"/>
+      <w:shd w:val="clear" w:fill="f1f3f5"/>
     </w:rPr>
   </w:style>
   <w:style w:type="character" w:customStyle="1" w:styleId="FloatTok">
     <w:name w:val="FloatTok"/>
     <w:basedOn w:val="VerbatimChar"/>
     <w:rPr>
-      <w:color w:val="40a070"/>
+      <w:color w:val="ad0000"/>
+      <w:shd w:val="clear" w:fill="f1f3f5"/>
     </w:rPr>
   </w:style>
   <w:style w:type="character" w:customStyle="1" w:styleId="ConstantTok">
     <w:name w:val="ConstantTok"/>
     <w:basedOn w:val="VerbatimChar"/>
     <w:rPr>
-      <w:color w:val="880000"/>
+      <w:color w:val="8f5902"/>
+      <w:shd w:val="clear" w:fill="f1f3f5"/>
     </w:rPr>
   </w:style>
   <w:style w:type="character" w:customStyle="1" w:styleId="CharTok">
     <w:name w:val="CharTok"/>
     <w:basedOn w:val="VerbatimChar"/>
     <w:rPr>
-      <w:color w:val="4070a0"/>
+      <w:color w:val="20794d"/>
+      <w:shd w:val="clear" w:fill="f1f3f5"/>
     </w:rPr>
   </w:style>
   <w:style w:type="character" w:customStyle="1" w:styleId="SpecialCharTok">
     <w:name w:val="SpecialCharTok"/>
     <w:basedOn w:val="VerbatimChar"/>
     <w:rPr>
-      <w:color w:val="4070a0"/>
+      <w:color w:val="5e5e5e"/>
+      <w:shd w:val="clear" w:fill="f1f3f5"/>
     </w:rPr>
   </w:style>
   <w:style w:type="character" w:customStyle="1" w:styleId="StringTok">
     <w:name w:val="StringTok"/>
     <w:basedOn w:val="VerbatimChar"/>
     <w:rPr>
-      <w:color w:val="4070a0"/>
+      <w:color w:val="20794d"/>
+      <w:shd w:val="clear" w:fill="f1f3f5"/>
     </w:rPr>
   </w:style>
   <w:style w:type="character" w:customStyle="1" w:styleId="VerbatimStringTok">
     <w:name w:val="VerbatimStringTok"/>
     <w:basedOn w:val="VerbatimChar"/>
     <w:rPr>
-      <w:color w:val="4070a0"/>
+      <w:color w:val="20794d"/>
+      <w:shd w:val="clear" w:fill="f1f3f5"/>
     </w:rPr>
   </w:style>
   <w:style w:type="character" w:customStyle="1" w:styleId="SpecialStringTok">
     <w:name w:val="SpecialStringTok"/>
     <w:basedOn w:val="VerbatimChar"/>
     <w:rPr>
-      <w:color w:val="bb6688"/>
+      <w:color w:val="20794d"/>
+      <w:shd w:val="clear" w:fill="f1f3f5"/>
     </w:rPr>
   </w:style>
   <w:style w:type="character" w:customStyle="1" w:styleId="ImportTok">
     <w:name w:val="ImportTok"/>
     <w:basedOn w:val="VerbatimChar"/>
     <w:rPr>
-      <w:b/>
-      <w:color w:val="008000"/>
+      <w:color w:val="00769e"/>
+      <w:shd w:val="clear" w:fill="f1f3f5"/>
     </w:rPr>
   </w:style>
   <w:style w:type="character" w:customStyle="1" w:styleId="CommentTok">
     <w:name w:val="CommentTok"/>
     <w:basedOn w:val="VerbatimChar"/>
     <w:rPr>
-      <w:i/>
-      <w:color w:val="60a0b0"/>
+      <w:color w:val="5e5e5e"/>
+      <w:shd w:val="clear" w:fill="f1f3f5"/>
     </w:rPr>
   </w:style>
   <w:style w:type="character" w:customStyle="1" w:styleId="DocumentationTok">
@@ -3631,46 +3684,49 @@
     <w:basedOn w:val="VerbatimChar"/>
     <w:rPr>
       <w:i/>
-      <w:color w:val="ba2121"/>
+      <w:color w:val="5e5e5e"/>
+      <w:shd w:val="clear" w:fill="f1f3f5"/>
     </w:rPr>
   </w:style>
   <w:style w:type="character" w:customStyle="1" w:styleId="AnnotationTok">
     <w:name w:val="AnnotationTok"/>
     <w:basedOn w:val="VerbatimChar"/>
     <w:rPr>
-      <w:b/>
-      <w:i/>
-      <w:color w:val="60a0b0"/>
+      <w:color w:val="5e5e5e"/>
+      <w:shd w:val="clear" w:fill="f1f3f5"/>
     </w:rPr>
   </w:style>
   <w:style w:type="character" w:customStyle="1" w:styleId="CommentVarTok">
     <w:name w:val="CommentVarTok"/>
     <w:basedOn w:val="VerbatimChar"/>
     <w:rPr>
-      <w:b/>
       <w:i/>
-      <w:color w:val="60a0b0"/>
+      <w:color w:val="5e5e5e"/>
+      <w:shd w:val="clear" w:fill="f1f3f5"/>
     </w:rPr>
   </w:style>
   <w:style w:type="character" w:customStyle="1" w:styleId="OtherTok">
     <w:name w:val="OtherTok"/>
     <w:basedOn w:val="VerbatimChar"/>
     <w:rPr>
-      <w:color w:val="007020"/>
+      <w:color w:val="003b4f"/>
+      <w:shd w:val="clear" w:fill="f1f3f5"/>
     </w:rPr>
   </w:style>
   <w:style w:type="character" w:customStyle="1" w:styleId="FunctionTok">
     <w:name w:val="FunctionTok"/>
     <w:basedOn w:val="VerbatimChar"/>
     <w:rPr>
-      <w:color w:val="06287e"/>
+      <w:color w:val="4758ab"/>
+      <w:shd w:val="clear" w:fill="f1f3f5"/>
     </w:rPr>
   </w:style>
   <w:style w:type="character" w:customStyle="1" w:styleId="VariableTok">
     <w:name w:val="VariableTok"/>
     <w:basedOn w:val="VerbatimChar"/>
     <w:rPr>
-      <w:color w:val="19177c"/>
+      <w:color w:val="111111"/>
+      <w:shd w:val="clear" w:fill="f1f3f5"/>
     </w:rPr>
   </w:style>
   <w:style w:type="character" w:customStyle="1" w:styleId="ControlFlowTok">
@@ -3678,85 +3734,98 @@
     <w:basedOn w:val="VerbatimChar"/>
     <w:rPr>
       <w:b/>
-      <w:color w:val="007020"/>
+      <w:color w:val="003b4f"/>
+      <w:shd w:val="clear" w:fill="f1f3f5"/>
     </w:rPr>
   </w:style>
   <w:style w:type="character" w:customStyle="1" w:styleId="OperatorTok">
     <w:name w:val="OperatorTok"/>
     <w:basedOn w:val="VerbatimChar"/>
     <w:rPr>
-      <w:color w:val="666666"/>
+      <w:color w:val="5e5e5e"/>
+      <w:shd w:val="clear" w:fill="f1f3f5"/>
     </w:rPr>
   </w:style>
   <w:style w:type="character" w:customStyle="1" w:styleId="BuiltInTok">
     <w:name w:val="BuiltInTok"/>
     <w:basedOn w:val="VerbatimChar"/>
     <w:rPr>
-      <w:color w:val="008000"/>
+      <w:color w:val="003b4f"/>
+      <w:shd w:val="clear" w:fill="f1f3f5"/>
     </w:rPr>
   </w:style>
   <w:style w:type="character" w:customStyle="1" w:styleId="ExtensionTok">
     <w:name w:val="ExtensionTok"/>
     <w:basedOn w:val="VerbatimChar"/>
-    <w:rPr/>
+    <w:rPr>
+      <w:color w:val="003b4f"/>
+      <w:shd w:val="clear" w:fill="f1f3f5"/>
+    </w:rPr>
   </w:style>
   <w:style w:type="character" w:customStyle="1" w:styleId="PreprocessorTok">
     <w:name w:val="PreprocessorTok"/>
     <w:basedOn w:val="VerbatimChar"/>
     <w:rPr>
-      <w:color w:val="bc7a00"/>
+      <w:color w:val="ad0000"/>
+      <w:shd w:val="clear" w:fill="f1f3f5"/>
     </w:rPr>
   </w:style>
   <w:style w:type="character" w:customStyle="1" w:styleId="AttributeTok">
     <w:name w:val="AttributeTok"/>
     <w:basedOn w:val="VerbatimChar"/>
     <w:rPr>
-      <w:color w:val="7d9029"/>
+      <w:color w:val="657422"/>
+      <w:shd w:val="clear" w:fill="f1f3f5"/>
     </w:rPr>
   </w:style>
   <w:style w:type="character" w:customStyle="1" w:styleId="RegionMarkerTok">
     <w:name w:val="RegionMarkerTok"/>
     <w:basedOn w:val="VerbatimChar"/>
-    <w:rPr/>
+    <w:rPr>
+      <w:color w:val="003b4f"/>
+      <w:shd w:val="clear" w:fill="f1f3f5"/>
+    </w:rPr>
   </w:style>
   <w:style w:type="character" w:customStyle="1" w:styleId="InformationTok">
     <w:name w:val="InformationTok"/>
     <w:basedOn w:val="VerbatimChar"/>
     <w:rPr>
-      <w:b/>
-      <w:i/>
-      <w:color w:val="60a0b0"/>
+      <w:color w:val="5e5e5e"/>
+      <w:shd w:val="clear" w:fill="f1f3f5"/>
     </w:rPr>
   </w:style>
   <w:style w:type="character" w:customStyle="1" w:styleId="WarningTok">
     <w:name w:val="WarningTok"/>
     <w:basedOn w:val="VerbatimChar"/>
     <w:rPr>
-      <w:b/>
       <w:i/>
-      <w:color w:val="60a0b0"/>
+      <w:color w:val="5e5e5e"/>
+      <w:shd w:val="clear" w:fill="f1f3f5"/>
     </w:rPr>
   </w:style>
   <w:style w:type="character" w:customStyle="1" w:styleId="AlertTok">
     <w:name w:val="AlertTok"/>
     <w:basedOn w:val="VerbatimChar"/>
     <w:rPr>
-      <w:b/>
-      <w:color w:val="ff0000"/>
+      <w:color w:val="ad0000"/>
+      <w:shd w:val="clear" w:fill="f1f3f5"/>
     </w:rPr>
   </w:style>
   <w:style w:type="character" w:customStyle="1" w:styleId="ErrorTok">
     <w:name w:val="ErrorTok"/>
     <w:basedOn w:val="VerbatimChar"/>
     <w:rPr>
-      <w:b/>
-      <w:color w:val="ff0000"/>
+      <w:color w:val="ad0000"/>
+      <w:shd w:val="clear" w:fill="f1f3f5"/>
     </w:rPr>
   </w:style>
   <w:style w:type="character" w:customStyle="1" w:styleId="NormalTok">
     <w:name w:val="NormalTok"/>
     <w:basedOn w:val="VerbatimChar"/>
-    <w:rPr/>
+    <w:rPr>
+      <w:color w:val="003b4f"/>
+      <w:shd w:val="clear" w:fill="f1f3f5"/>
+    </w:rPr>
   </w:style>
 </w:styles>
 </file>
